--- a/manuscript/Adolescentes_19_julio_R2_cambios.docx
+++ b/manuscript/Adolescentes_19_julio_R2_cambios.docx
@@ -332,7 +332,10 @@
         <w:pStyle w:val="BodyText"/>
       </w:pPr>
       <w:r>
-        <w:t xml:space="preserve">La llave compuesta se utilizó porque la base no contenía un identificador único de parto o admisión; exigió concordancia en atributos maternos, antecedentes y características de la atención para considerar dos filas como el mismo evento. El umbral de tres semanas toleró pequeñas diferencias de medición o digitación de la edad gestacional entre registros de hermanos, pero separó discrepancias incompatibles con una misma gestación. En el análisis de sensibilidad, los umbrales de 2, 3 y 4 semanas consolidaron 146, 152 y 152 registros, respectivamente, y produjeron 7.041, 7.035 y 7.035 eventos finales (Tabla S13).</w:t>
+        <w:rPr>
+          <w:highlight w:val="yellow"/>
+        </w:rPr>
+        <w:t xml:space="preserve">La llave compuesta se utilizó porque la base no contenía un identificador único de parto o admisión; exigió concordancia en atributos maternos, antecedentes y características de la atención para considerar dos filas como el mismo evento. El umbral de tres semanas toleró pequeñas diferencias de medición o digitación de la edad gestacional entre registros de hermanos, pero separó discrepancias incompatibles con una misma gestación. En el análisis de sensibilidad, la llave exacta y las tolerancias de 1, 2 y 3 semanas consolidaron 139, 140, 146 y 152 registros, respectivamente, y produjeron 7.048, 7.047, 7.041 y 7.035 eventos obstétricos finales. El escenario principal de tres semanas conservó 245 eventos clasificados como embarazos múltiples (Tabla S13).</w:t>
       </w:r>
     </w:p>
     <w:p>
@@ -5580,7 +5583,377 @@
         <w:pStyle w:val="BodyText"/>
       </w:pPr>
       <w:r>
-        <w:t xml:space="preserve">La resta entre etapas consecutivas reconcilia 7.202 − 15 − 152 = 7.035. La submuestra neonatal excluye los 245 embarazos múltiples: 7.035 − 245 = 6.790. Los denominadores específicos reflejan análisis de casos disponibles. Sensibilidad del linkage: con umbrales de 2, 3 y 4 semanas se consolidaron 146, 152 y 152 registros y quedaron 7.041, 7.035 y 7.035 eventos, respectivamente.</w:t>
+        <w:rPr>
+          <w:b/>
+          <w:bCs/>
+          <w:highlight w:val="yellow"/>
+        </w:rPr>
+        <w:t xml:space="preserve">Sensibilidad del linkage</w:t>
+      </w:r>
+    </w:p>
+    <w:tbl>
+      <w:tblPr>
+        <w:tblStyle w:val="Table"/>
+        <w:tblW w:type="pct" w:w="5000"/>
+        <w:tblLayout w:type="fixed"/>
+        <w:tblLook w:firstRow="1" w:lastRow="0" w:firstColumn="0" w:lastColumn="0" w:noHBand="0" w:noVBand="0" w:val="0020"/>
+      </w:tblPr>
+      <w:tblGrid>
+        <w:gridCol w:w="1980"/>
+        <w:gridCol w:w="1980"/>
+        <w:gridCol w:w="1980"/>
+        <w:gridCol w:w="1980"/>
+      </w:tblGrid>
+      <w:tr>
+        <w:trPr>
+          <w:tblHeader w:val="on"/>
+        </w:trPr>
+        <w:tc>
+          <w:tcPr/>
+          <w:p>
+            <w:pPr>
+              <w:pStyle w:val="Compact"/>
+              <w:jc w:val="left"/>
+            </w:pPr>
+            <w:r>
+              <w:rPr>
+                <w:b/>
+                <w:bCs/>
+                <w:highlight w:val="yellow"/>
+              </w:rPr>
+              <w:t xml:space="preserve">Escenario</w:t>
+            </w:r>
+          </w:p>
+        </w:tc>
+        <w:tc>
+          <w:tcPr/>
+          <w:p>
+            <w:pPr>
+              <w:pStyle w:val="Compact"/>
+              <w:jc w:val="right"/>
+            </w:pPr>
+            <w:r>
+              <w:rPr>
+                <w:b/>
+                <w:bCs/>
+                <w:highlight w:val="yellow"/>
+              </w:rPr>
+              <w:t xml:space="preserve">Registros consolidados</w:t>
+            </w:r>
+          </w:p>
+        </w:tc>
+        <w:tc>
+          <w:tcPr/>
+          <w:p>
+            <w:pPr>
+              <w:pStyle w:val="Compact"/>
+              <w:jc w:val="right"/>
+            </w:pPr>
+            <w:r>
+              <w:rPr>
+                <w:b/>
+                <w:bCs/>
+                <w:highlight w:val="yellow"/>
+              </w:rPr>
+              <w:t xml:space="preserve">Eventos obstétricos finales</w:t>
+            </w:r>
+          </w:p>
+        </w:tc>
+        <w:tc>
+          <w:tcPr/>
+          <w:p>
+            <w:pPr>
+              <w:pStyle w:val="Compact"/>
+              <w:jc w:val="right"/>
+            </w:pPr>
+            <w:r>
+              <w:rPr>
+                <w:b/>
+                <w:bCs/>
+                <w:highlight w:val="yellow"/>
+              </w:rPr>
+              <w:t xml:space="preserve">Embarazos múltiples</w:t>
+            </w:r>
+          </w:p>
+        </w:tc>
+      </w:tr>
+      <w:tr>
+        <w:tc>
+          <w:tcPr/>
+          <w:p>
+            <w:pPr>
+              <w:pStyle w:val="Compact"/>
+              <w:jc w:val="left"/>
+            </w:pPr>
+            <w:r>
+              <w:rPr>
+                <w:highlight w:val="yellow"/>
+              </w:rPr>
+              <w:t xml:space="preserve">Llave exacta</w:t>
+            </w:r>
+          </w:p>
+        </w:tc>
+        <w:tc>
+          <w:tcPr/>
+          <w:p>
+            <w:pPr>
+              <w:pStyle w:val="Compact"/>
+              <w:jc w:val="right"/>
+            </w:pPr>
+            <w:r>
+              <w:rPr>
+                <w:highlight w:val="yellow"/>
+              </w:rPr>
+              <w:t xml:space="preserve">139</w:t>
+            </w:r>
+          </w:p>
+        </w:tc>
+        <w:tc>
+          <w:tcPr/>
+          <w:p>
+            <w:pPr>
+              <w:pStyle w:val="Compact"/>
+              <w:jc w:val="right"/>
+            </w:pPr>
+            <w:r>
+              <w:rPr>
+                <w:highlight w:val="yellow"/>
+              </w:rPr>
+              <w:t xml:space="preserve">7.048</w:t>
+            </w:r>
+          </w:p>
+        </w:tc>
+        <w:tc>
+          <w:tcPr/>
+          <w:p>
+            <w:pPr>
+              <w:pStyle w:val="Compact"/>
+              <w:jc w:val="right"/>
+            </w:pPr>
+            <w:r>
+              <w:rPr>
+                <w:highlight w:val="yellow"/>
+              </w:rPr>
+              <w:t xml:space="preserve">258</w:t>
+            </w:r>
+          </w:p>
+        </w:tc>
+      </w:tr>
+      <w:tr>
+        <w:tc>
+          <w:tcPr/>
+          <w:p>
+            <w:pPr>
+              <w:pStyle w:val="Compact"/>
+              <w:jc w:val="left"/>
+            </w:pPr>
+            <w:r>
+              <w:rPr>
+                <w:highlight w:val="yellow"/>
+              </w:rPr>
+              <w:t xml:space="preserve">Tolerancia 1 semana</w:t>
+            </w:r>
+          </w:p>
+        </w:tc>
+        <w:tc>
+          <w:tcPr/>
+          <w:p>
+            <w:pPr>
+              <w:pStyle w:val="Compact"/>
+              <w:jc w:val="right"/>
+            </w:pPr>
+            <w:r>
+              <w:rPr>
+                <w:highlight w:val="yellow"/>
+              </w:rPr>
+              <w:t xml:space="preserve">140</w:t>
+            </w:r>
+          </w:p>
+        </w:tc>
+        <w:tc>
+          <w:tcPr/>
+          <w:p>
+            <w:pPr>
+              <w:pStyle w:val="Compact"/>
+              <w:jc w:val="right"/>
+            </w:pPr>
+            <w:r>
+              <w:rPr>
+                <w:highlight w:val="yellow"/>
+              </w:rPr>
+              <w:t xml:space="preserve">7.047</w:t>
+            </w:r>
+          </w:p>
+        </w:tc>
+        <w:tc>
+          <w:tcPr/>
+          <w:p>
+            <w:pPr>
+              <w:pStyle w:val="Compact"/>
+              <w:jc w:val="right"/>
+            </w:pPr>
+            <w:r>
+              <w:rPr>
+                <w:highlight w:val="yellow"/>
+              </w:rPr>
+              <w:t xml:space="preserve">257</w:t>
+            </w:r>
+          </w:p>
+        </w:tc>
+      </w:tr>
+      <w:tr>
+        <w:tc>
+          <w:tcPr/>
+          <w:p>
+            <w:pPr>
+              <w:pStyle w:val="Compact"/>
+              <w:jc w:val="left"/>
+            </w:pPr>
+            <w:r>
+              <w:rPr>
+                <w:highlight w:val="yellow"/>
+              </w:rPr>
+              <w:t xml:space="preserve">Tolerancia 2 semanas</w:t>
+            </w:r>
+          </w:p>
+        </w:tc>
+        <w:tc>
+          <w:tcPr/>
+          <w:p>
+            <w:pPr>
+              <w:pStyle w:val="Compact"/>
+              <w:jc w:val="right"/>
+            </w:pPr>
+            <w:r>
+              <w:rPr>
+                <w:highlight w:val="yellow"/>
+              </w:rPr>
+              <w:t xml:space="preserve">146</w:t>
+            </w:r>
+          </w:p>
+        </w:tc>
+        <w:tc>
+          <w:tcPr/>
+          <w:p>
+            <w:pPr>
+              <w:pStyle w:val="Compact"/>
+              <w:jc w:val="right"/>
+            </w:pPr>
+            <w:r>
+              <w:rPr>
+                <w:highlight w:val="yellow"/>
+              </w:rPr>
+              <w:t xml:space="preserve">7.041</w:t>
+            </w:r>
+          </w:p>
+        </w:tc>
+        <w:tc>
+          <w:tcPr/>
+          <w:p>
+            <w:pPr>
+              <w:pStyle w:val="Compact"/>
+              <w:jc w:val="right"/>
+            </w:pPr>
+            <w:r>
+              <w:rPr>
+                <w:highlight w:val="yellow"/>
+              </w:rPr>
+              <w:t xml:space="preserve">251</w:t>
+            </w:r>
+          </w:p>
+        </w:tc>
+      </w:tr>
+      <w:tr>
+        <w:tc>
+          <w:tcPr/>
+          <w:p>
+            <w:pPr>
+              <w:pStyle w:val="Compact"/>
+              <w:jc w:val="left"/>
+            </w:pPr>
+            <w:r>
+              <w:rPr>
+                <w:highlight w:val="yellow"/>
+              </w:rPr>
+              <w:t xml:space="preserve">Tolerancia 3 semanas — análisis principal</w:t>
+            </w:r>
+          </w:p>
+        </w:tc>
+        <w:tc>
+          <w:tcPr/>
+          <w:p>
+            <w:pPr>
+              <w:pStyle w:val="Compact"/>
+              <w:jc w:val="right"/>
+            </w:pPr>
+            <w:r>
+              <w:rPr>
+                <w:highlight w:val="yellow"/>
+              </w:rPr>
+              <w:t xml:space="preserve">152</w:t>
+            </w:r>
+          </w:p>
+        </w:tc>
+        <w:tc>
+          <w:tcPr/>
+          <w:p>
+            <w:pPr>
+              <w:pStyle w:val="Compact"/>
+              <w:jc w:val="right"/>
+            </w:pPr>
+            <w:r>
+              <w:rPr>
+                <w:highlight w:val="yellow"/>
+              </w:rPr>
+              <w:t xml:space="preserve">7.035</w:t>
+            </w:r>
+          </w:p>
+        </w:tc>
+        <w:tc>
+          <w:tcPr/>
+          <w:p>
+            <w:pPr>
+              <w:pStyle w:val="Compact"/>
+              <w:jc w:val="right"/>
+            </w:pPr>
+            <w:r>
+              <w:rPr>
+                <w:highlight w:val="yellow"/>
+              </w:rPr>
+              <w:t xml:space="preserve">245</w:t>
+            </w:r>
+          </w:p>
+        </w:tc>
+      </w:tr>
+    </w:tbl>
+    <w:p>
+      <w:pPr>
+        <w:pStyle w:val="BodyText"/>
+      </w:pPr>
+      <w:r>
+        <w:rPr>
+          <w:highlight w:val="yellow"/>
+        </w:rPr>
+        <w:t xml:space="preserve">La resta entre etapas consecutivas reconcilia 7.202 − 15 − 152 = 7.035. Los 152 registros consolidados representan la reducción de filas mediante linkage, mientras que los 245 embarazos múltiples son eventos obstétricos clasificados como múltiples que permanecen en la muestra materna final; no son la misma cantidad ni la misma unidad. La submuestra neonatal excluye esos 245 eventos: 7.035 − 245 = 6.790. Los denominadores específicos reflejan análisis de casos disponibles. Los cuatro escenarios se conservan en</w:t>
+      </w:r>
+      <w:r>
+        <w:rPr>
+          <w:highlight w:val="yellow"/>
+        </w:rPr>
+        <w:t xml:space="preserve"> </w:t>
+      </w:r>
+      <w:r>
+        <w:rPr>
+          <w:rStyle w:val="VerbatimChar"/>
+          <w:highlight w:val="yellow"/>
+        </w:rPr>
+        <w:t xml:space="preserve">output/reconciliation/sensibilidad_linkage_CORREGIDA.csv</w:t>
+      </w:r>
+      <w:r>
+        <w:rPr>
+          <w:highlight w:val="yellow"/>
+        </w:rPr>
+        <w:t xml:space="preserve">.</w:t>
       </w:r>
     </w:p>
     <w:bookmarkEnd w:id="24"/>
